--- a/Tailored_CVs/Shinoy_Paradigm_Global_Consulting_E2E_Test_Lead.docx
+++ b/Tailored_CVs/Shinoy_Paradigm_Global_Consulting_E2E_Test_Lead.docx
@@ -70,7 +70,7 @@
           <w:b w:val="0"/>
           <w:sz w:val="19"/>
         </w:rPr>
-        <w:t>I am a QA engineer with over 8 years of experience leading testing processes for financial clients. I have hands-on experience building automation frameworks, handling backend database validation, and working with cross-functional teams to reduce defects. I am comfortable coordinating release readiness, reviewing scenarios, and driving test governance across complex system environments.</w:t>
+        <w:t>I am a QA engineer with over 8 years of experience building automation frameworks and managing testing cycles for financial clients. I have strong experience translating requirements into test scenarios, running E2E execution, and handling defect triage across complex system environments. I also use tools like Gemini Code Assist to speed up test generation and deployment scripts.</w:t>
       </w:r>
     </w:p>
     <w:p>
@@ -288,7 +288,7 @@
           <w:b w:val="0"/>
           <w:sz w:val="18"/>
         </w:rPr>
-        <w:t>▸ Led crossfunctional testing and release readiness for financial systems, coordinating with SRE and development teams to track defects and reduce leakage.</w:t>
+        <w:t>▸ Drove E2E testing scenarios and execution across complex microservices and backend databases for financial systems.</w:t>
       </w:r>
     </w:p>
     <w:p>
@@ -301,7 +301,7 @@
           <w:b w:val="0"/>
           <w:sz w:val="18"/>
         </w:rPr>
-        <w:t>▸ Prepared and reviewed endtoend test scenarios, ensuring adequate coverage across microservices and complex data flows.</w:t>
+        <w:t>▸ Translated business requirements and user stories into technical test scenarios while working closely with development and SRE teams.</w:t>
       </w:r>
     </w:p>
     <w:p>
@@ -314,7 +314,7 @@
           <w:b w:val="0"/>
           <w:sz w:val="18"/>
         </w:rPr>
-        <w:t>▸ Executed complex Oracle SQL queries to validate massive datasets and ensure data integrity across backend workflows.</w:t>
+        <w:t>▸ Managed defect tracking, root cause analysis, and release readiness to reduce defect leakage prior to deployment.</w:t>
       </w:r>
     </w:p>
     <w:p>
@@ -327,7 +327,7 @@
           <w:b w:val="0"/>
           <w:sz w:val="18"/>
         </w:rPr>
-        <w:t>▸ Streamlined test generation and deployment scripts utilizing AI tools like Gemini Code Assist to improve execution efficiency.</w:t>
+        <w:t>▸ Streamlined test generation and deployment scripts utilizing AI tools like Gemini Code Assist.</w:t>
       </w:r>
     </w:p>
     <w:p>

--- a/Tailored_CVs/Shinoy_Paradigm_Global_Consulting_E2E_Test_Lead.docx
+++ b/Tailored_CVs/Shinoy_Paradigm_Global_Consulting_E2E_Test_Lead.docx
@@ -70,7 +70,7 @@
           <w:b w:val="0"/>
           <w:sz w:val="19"/>
         </w:rPr>
-        <w:t>I am a QA engineer with over 8 years of experience building automation frameworks and managing testing cycles for financial clients. I have strong experience translating requirements into test scenarios, running E2E execution, and handling defect triage across complex system environments. I also use tools like Gemini Code Assist to speed up test generation and deployment scripts.</w:t>
+        <w:t>I am a QA engineer with over 8 years of experience building automation frameworks and managing testing cycles for financial and enterprise systems. I have a strong background in defining test scenarios, executing complex end-to-end flows, and working closely with cross-functional teams to coordinate defect triage. I currently bring my hands-on background in Java, Selenium, Playwright, and SQL to help teams align technical testing strategies with business needs.</w:t>
       </w:r>
     </w:p>
     <w:p>
@@ -288,7 +288,7 @@
           <w:b w:val="0"/>
           <w:sz w:val="18"/>
         </w:rPr>
-        <w:t>▸ Drove E2E testing scenarios and execution across complex microservices and backend databases for financial systems.</w:t>
+        <w:t>▸ Led endtoend testing processes and coordinated scenario preparation across crossfunctional teams to improve requirement coverage and reduce defect leakage.</w:t>
       </w:r>
     </w:p>
     <w:p>
@@ -301,7 +301,7 @@
           <w:b w:val="0"/>
           <w:sz w:val="18"/>
         </w:rPr>
-        <w:t>▸ Translated business requirements and user stories into technical test scenarios while working closely with development and SRE teams.</w:t>
+        <w:t>▸ Translated business needs and system design documents into technical testing strategies and comprehensive test execution plans.</w:t>
       </w:r>
     </w:p>
     <w:p>
@@ -314,7 +314,7 @@
           <w:b w:val="0"/>
           <w:sz w:val="18"/>
         </w:rPr>
-        <w:t>▸ Managed defect tracking, root cause analysis, and release readiness to reduce defect leakage prior to deployment.</w:t>
+        <w:t>▸ Analyzed complex backend data flows and executed Oracle SQL queries to validate data integrity across multiapplication environments.</w:t>
       </w:r>
     </w:p>
     <w:p>
@@ -327,7 +327,7 @@
           <w:b w:val="0"/>
           <w:sz w:val="18"/>
         </w:rPr>
-        <w:t>▸ Streamlined test generation and deployment scripts utilizing AI tools like Gemini Code Assist.</w:t>
+        <w:t>▸ Managed defect tracking and triage in JIRA while collaborating with development teams to resolve issues and support release readiness.</w:t>
       </w:r>
     </w:p>
     <w:p>
